--- a/3_lenguaje_proposicional/clase_02_analisis_del_lenguaje/4_estrategia_usar_contrarreciproco.docx
+++ b/3_lenguaje_proposicional/clase_02_analisis_del_lenguaje/4_estrategia_usar_contrarreciproco.docx
@@ -457,11 +457,28 @@
           <w:bCs/>
         </w:rPr>
       </w:pPr>
-      <w:r>
-        <w:rPr>
-          <w:b/>
-          <w:bCs/>
-        </w:rPr>
+    </w:p>
+    <w:p>
+      <w:pPr>
+        <w:rPr>
+          <w:b/>
+          <w:bCs/>
+        </w:rPr>
+      </w:pPr>
+    </w:p>
+    <w:p>
+      <w:pPr>
+        <w:rPr>
+          <w:b/>
+          <w:bCs/>
+        </w:rPr>
+      </w:pPr>
+      <w:r>
+        <w:rPr>
+          <w:b/>
+          <w:bCs/>
+        </w:rPr>
+        <w:lastRenderedPageBreak/>
         <w:t>2. Clasificación de Mamíferos</w:t>
       </w:r>
     </w:p>
@@ -479,7 +496,6 @@
     </w:p>
     <w:p>
       <w:r>
-        <w:lastRenderedPageBreak/>
         <w:t>¿Cuál es la conclusión lógica correcta?</w:t>
       </w:r>
     </w:p>
